--- a/haccp-plan/final/Scientific-Support-CCPs-Final.docx
+++ b/haccp-plan/final/Scientific-Support-CCPs-Final.docx
@@ -2,6 +2,46 @@
 <file path=word/document.xml><?xml version="1.0" encoding="utf-8"?>
 <w:document xmlns:wpc="http://schemas.microsoft.com/office/word/2010/wordprocessingCanvas" xmlns:mo="http://schemas.microsoft.com/office/mac/office/2008/main" xmlns:mc="http://schemas.openxmlformats.org/markup-compatibility/2006" xmlns:mv="urn:schemas-microsoft-com:mac:vml" xmlns:o="urn:schemas-microsoft-com:office:office" xmlns:r="http://schemas.openxmlformats.org/officeDocument/2006/relationships" xmlns:m="http://schemas.openxmlformats.org/officeDocument/2006/math" xmlns:v="urn:schemas-microsoft-com:vml" xmlns:wp14="http://schemas.microsoft.com/office/word/2010/wordprocessingDrawing" xmlns:wp="http://schemas.openxmlformats.org/drawingml/2006/wordprocessingDrawing" xmlns:w10="urn:schemas-microsoft-com:office:word" xmlns:w="http://schemas.openxmlformats.org/wordprocessingml/2006/main" xmlns:w14="http://schemas.microsoft.com/office/word/2010/wordml" xmlns:wpg="http://schemas.microsoft.com/office/word/2010/wordprocessingGroup" xmlns:wpi="http://schemas.microsoft.com/office/word/2010/wordprocessingInk" xmlns:wne="http://schemas.microsoft.com/office/word/2006/wordml" xmlns:wps="http://schemas.microsoft.com/office/word/2010/wordprocessingShape" mc:Ignorable="w14 wp14">
   <w:body>
+    <w:p>
+      <w:pPr>
+        <w:spacing w:after="40"/>
+        <w:jc w:val="center"/>
+      </w:pPr>
+      <w:r>
+        <w:drawing>
+          <wp:inline xmlns:a="http://schemas.openxmlformats.org/drawingml/2006/main" xmlns:pic="http://schemas.openxmlformats.org/drawingml/2006/picture">
+            <wp:extent cx="1920240" cy="1336839"/>
+            <wp:docPr id="1" name="Picture 1"/>
+            <wp:cNvGraphicFramePr>
+              <a:graphicFrameLocks noChangeAspect="1"/>
+            </wp:cNvGraphicFramePr>
+            <a:graphic>
+              <a:graphicData uri="http://schemas.openxmlformats.org/drawingml/2006/picture">
+                <pic:pic>
+                  <pic:nvPicPr>
+                    <pic:cNvPr id="0" name="logo-canales.png"/>
+                    <pic:cNvPicPr/>
+                  </pic:nvPicPr>
+                  <pic:blipFill>
+                    <a:blip r:embed="rId11"/>
+                    <a:stretch>
+                      <a:fillRect/>
+                    </a:stretch>
+                  </pic:blipFill>
+                  <pic:spPr>
+                    <a:xfrm>
+                      <a:off x="0" y="0"/>
+                      <a:ext cx="1920240" cy="1336839"/>
+                    </a:xfrm>
+                    <a:prstGeom prst="rect"/>
+                  </pic:spPr>
+                </pic:pic>
+              </a:graphicData>
+            </a:graphic>
+          </wp:inline>
+        </w:drawing>
+      </w:r>
+    </w:p>
     <w:p>
       <w:pPr>
         <w:spacing w:before="0" w:after="40" w:line="240" w:lineRule="auto"/>

--- a/haccp-plan/final/Scientific-Support-CCPs-Final.docx
+++ b/haccp-plan/final/Scientific-Support-CCPs-Final.docx
@@ -684,6 +684,22 @@
     </w:p>
     <w:p>
       <w:pPr>
+        <w:spacing w:after="40" w:before="0"/>
+        <w:ind w:left="360"/>
+      </w:pPr>
+      <w:r>
+        <w:rPr>
+          <w:rFonts w:ascii="Calibri" w:hAnsi="Calibri" w:eastAsia="Calibri"/>
+          <w:b w:val="0"/>
+          <w:i w:val="0"/>
+          <w:color w:val="1E1A16"/>
+          <w:sz w:val="22"/>
+        </w:rPr>
+        <w:t>• The same chapter, page 166, states that drying or a lower water activity can increase heat resistance, and that the heating medium, including water activity, changes that resistance. Cooking while the strip is still moist is the control for that increase. The surface is not dried first.</w:t>
+      </w:r>
+    </w:p>
+    <w:p>
+      <w:pPr>
         <w:spacing w:before="280" w:after="120" w:line="240" w:lineRule="auto"/>
       </w:pPr>
       <w:r>
@@ -869,6 +885,148 @@
           <w:sz w:val="22"/>
         </w:rPr>
         <w:t>• The chapter also states that if pathogens are still viable, the product is adulterated. Water activity stops growth. It is not the kill step. The kill step is CCP 1.</w:t>
+      </w:r>
+    </w:p>
+    <w:p>
+      <w:pPr>
+        <w:spacing w:after="40" w:before="0"/>
+        <w:ind w:left="360"/>
+      </w:pPr>
+      <w:r>
+        <w:rPr>
+          <w:rFonts w:ascii="Calibri" w:hAnsi="Calibri" w:eastAsia="Calibri"/>
+          <w:b w:val="0"/>
+          <w:i w:val="0"/>
+          <w:color w:val="1E1A16"/>
+          <w:sz w:val="22"/>
+        </w:rPr>
+        <w:t>• The growth table lists Staphylococcus aureus at 0.90 when oxygen is absent and at 0.85 when oxygen is present. This plan does not claim an oxygen-free package, so the aerobic number is the one used. The same table lists non-proteolytic Clostridium botulinum at 0.96. Finished jerky at 0.85 or less is below that minimum as well.</w:t>
+      </w:r>
+    </w:p>
+    <w:p>
+      <w:pPr>
+        <w:spacing w:before="200" w:after="80" w:line="240" w:lineRule="auto"/>
+      </w:pPr>
+      <w:r>
+        <w:rPr>
+          <w:rFonts w:ascii="Calibri" w:hAnsi="Calibri" w:eastAsia="Calibri"/>
+          <w:b/>
+          <w:i w:val="0"/>
+          <w:color w:val="1F4D36"/>
+          <w:sz w:val="26"/>
+        </w:rPr>
+        <w:t>3.3 How this chapter applies to this jerky</w:t>
+      </w:r>
+    </w:p>
+    <w:p>
+      <w:pPr>
+        <w:spacing w:before="0" w:after="120" w:line="240" w:lineRule="auto"/>
+      </w:pPr>
+      <w:r>
+        <w:rPr>
+          <w:rFonts w:ascii="Calibri" w:hAnsi="Calibri" w:eastAsia="Calibri"/>
+          <w:b w:val="0"/>
+          <w:i w:val="0"/>
+          <w:color w:val="1E1A16"/>
+          <w:sz w:val="22"/>
+        </w:rPr>
+        <w:t>Principles of Preservation of Shelf-Stable Dried Meat Products, October 31, 2011, is support for the drying limit and for the decision not to copy other dried-meat processes into this plan. The parts that apply, and the parts that do not, are named here.</w:t>
+      </w:r>
+    </w:p>
+    <w:p>
+      <w:pPr>
+        <w:spacing w:after="40" w:before="0"/>
+        <w:ind w:left="360"/>
+      </w:pPr>
+      <w:r>
+        <w:rPr>
+          <w:rFonts w:ascii="Calibri" w:hAnsi="Calibri" w:eastAsia="Calibri"/>
+          <w:b w:val="0"/>
+          <w:i w:val="0"/>
+          <w:color w:val="1E1A16"/>
+          <w:sz w:val="22"/>
+        </w:rPr>
+        <w:t>• Two preservation types from page 157 apply. Heat inactivates pathogens: CCP 1. A low water activity then slows or stops growth: CCP 2. Page 157 says water activity is the most important single factor for shelf stability across dried meats. Page 156 says shelf life is set for acceptable quality, because safety is addressed in the process. The blank shelf-life line in the HACCP plan is that quality decision. It is not a critical limit. The 70°F line on the bag is a storage instruction, not the safety limit.</w:t>
+      </w:r>
+    </w:p>
+    <w:p>
+      <w:pPr>
+        <w:spacing w:after="40" w:before="0"/>
+        <w:ind w:left="360"/>
+      </w:pPr>
+      <w:r>
+        <w:rPr>
+          <w:rFonts w:ascii="Calibri" w:hAnsi="Calibri" w:eastAsia="Calibri"/>
+          <w:b w:val="0"/>
+          <w:i w:val="0"/>
+          <w:color w:val="1E1A16"/>
+          <w:sz w:val="22"/>
+        </w:rPr>
+        <w:t>• Page 166 requires a validated 5-log reduction of E. coli O157:H7 in products that contain beef, and says that reduction is, for the most part, achieved by heating. Page 166 also says a published validation may be used when it is equal to or less severe than the process being validated. The published lethality support for this jerky is Appendix A, Table 2, not the summer-sausage, pepperoni, or country-ham examples later in the chapter. Those examples are different products.</w:t>
+      </w:r>
+    </w:p>
+    <w:p>
+      <w:pPr>
+        <w:spacing w:after="40" w:before="0"/>
+        <w:ind w:left="360"/>
+      </w:pPr>
+      <w:r>
+        <w:rPr>
+          <w:rFonts w:ascii="Calibri" w:hAnsi="Calibri" w:eastAsia="Calibri"/>
+          <w:b w:val="0"/>
+          <w:i w:val="0"/>
+          <w:color w:val="1E1A16"/>
+          <w:sz w:val="22"/>
+        </w:rPr>
+        <w:t>• Page 166 says pathogenic sporeformers may need to be addressed. While the strips are still moist, the dry bulb of 170°F or above is that address. The same page says that once water activity is low, pathogenic sporeformers should not be a concern in the finished product. Finished water activity of 0.85 or less is below the table minima of 0.93 for Clostridium perfringens and proteolytic Clostridium botulinum.</w:t>
+      </w:r>
+    </w:p>
+    <w:p>
+      <w:pPr>
+        <w:spacing w:after="40" w:before="0"/>
+        <w:ind w:left="360"/>
+      </w:pPr>
+      <w:r>
+        <w:rPr>
+          <w:rFonts w:ascii="Calibri" w:hAnsi="Calibri" w:eastAsia="Calibri"/>
+          <w:b w:val="0"/>
+          <w:i w:val="0"/>
+          <w:color w:val="1E1A16"/>
+          <w:sz w:val="22"/>
+        </w:rPr>
+        <w:t>• Page 158 says that, for many shelf-stable dried meats, acidity, low redox potential, preservatives, and competitive flora are the main hurdles, because those products are often not pasteurized. This jerky is heat-treated. Those four hurdles are not controls in this formula. Vinegar in the marinade is not measured as a pH limit and does not replace the cook or the water-activity limit.</w:t>
+      </w:r>
+    </w:p>
+    <w:p>
+      <w:pPr>
+        <w:spacing w:after="40" w:before="0"/>
+        <w:ind w:left="360"/>
+      </w:pPr>
+      <w:r>
+        <w:rPr>
+          <w:rFonts w:ascii="Calibri" w:hAnsi="Calibri" w:eastAsia="Calibri"/>
+          <w:b w:val="0"/>
+          <w:i w:val="0"/>
+          <w:color w:val="1E1A16"/>
+          <w:sz w:val="22"/>
+        </w:rPr>
+        <w:t>• Not used, because this is not that process. Degree-hours to pH 5.3, pages 163–164, apply to fermented sausage with a starter culture. This jerky has no starter culture and no fermentation step. The salting step for dry-cured whole muscle, pages 164–165, is not this process. Salt in the marinade is for flavor. Brine strength is not a critical limit. Nitrate, nitrite, and cure accelerators, pages 160–161, are not in the formula. The pH minima on page 158 are not a critical limit. This plan does not acidify the meat to a target pH.</w:t>
+      </w:r>
+    </w:p>
+    <w:p>
+      <w:pPr>
+        <w:spacing w:after="40" w:before="0"/>
+        <w:ind w:left="360"/>
+      </w:pPr>
+      <w:r>
+        <w:rPr>
+          <w:rFonts w:ascii="Calibri" w:hAnsi="Calibri" w:eastAsia="Calibri"/>
+          <w:b w:val="0"/>
+          <w:i w:val="0"/>
+          <w:color w:val="1E1A16"/>
+          <w:sz w:val="22"/>
+        </w:rPr>
+        <w:t>• Mold is not stopped by a water activity of 0.85. The growth table gives Aspergillus flavus a minimum of 0.80. Pages 162–163 say mold can grow on dried meat that is not in an anaerobic package, and that mold can raise the pH. This plan does not add a mold inhibitor and does not claim vacuum or modified atmosphere. The HACCP plan controls that as a prerequisite: the bag is heat-sealed, stored cool and dry, and a bag with visible mold does not ship. It is not a third critical control point.</w:t>
       </w:r>
     </w:p>
     <w:p>
@@ -1219,7 +1377,7 @@
                 <w:color w:val="1E1A16"/>
                 <w:sz w:val="16"/>
               </w:rPr>
-              <w:t>Curing and smoking checklist</w:t>
+              <w:t>pH, fermentation, degree-hours</w:t>
             </w:r>
           </w:p>
         </w:tc>
@@ -1244,6 +1402,189 @@
         <w:tc>
           <w:tcPr>
             <w:tcW w:type="dxa" w:w="3475"/>
+          </w:tcPr>
+          <w:p>
+            <w:r/>
+            <w:r>
+              <w:rPr>
+                <w:rFonts w:ascii="Calibri" w:hAnsi="Calibri" w:eastAsia="Calibri"/>
+                <w:b w:val="0"/>
+                <w:i w:val="0"/>
+                <w:color w:val="1E1A16"/>
+                <w:sz w:val="16"/>
+              </w:rPr>
+              <w:t>Preservation chapter, pages 158 and 163–164. This jerky is not fermented and is not acidified to a target pH.</w:t>
+            </w:r>
+          </w:p>
+        </w:tc>
+      </w:tr>
+      <w:tr>
+        <w:trPr>
+          <w:cantSplit/>
+        </w:trPr>
+        <w:tc>
+          <w:tcPr>
+            <w:tcW w:type="dxa" w:w="3475"/>
+            <w:shd w:fill="F4F1EA" w:val="clear"/>
+          </w:tcPr>
+          <w:p>
+            <w:r/>
+            <w:r>
+              <w:rPr>
+                <w:rFonts w:ascii="Calibri" w:hAnsi="Calibri" w:eastAsia="Calibri"/>
+                <w:b w:val="0"/>
+                <w:i w:val="0"/>
+                <w:color w:val="1E1A16"/>
+                <w:sz w:val="16"/>
+              </w:rPr>
+              <w:t>Salt and brine strength</w:t>
+            </w:r>
+          </w:p>
+        </w:tc>
+        <w:tc>
+          <w:tcPr>
+            <w:tcW w:type="dxa" w:w="3475"/>
+            <w:shd w:fill="F4F1EA" w:val="clear"/>
+          </w:tcPr>
+          <w:p>
+            <w:r/>
+            <w:r>
+              <w:rPr>
+                <w:rFonts w:ascii="Calibri" w:hAnsi="Calibri" w:eastAsia="Calibri"/>
+                <w:b w:val="0"/>
+                <w:i w:val="0"/>
+                <w:color w:val="1E1A16"/>
+                <w:sz w:val="16"/>
+              </w:rPr>
+              <w:t>Not a safety limit.</w:t>
+            </w:r>
+          </w:p>
+        </w:tc>
+        <w:tc>
+          <w:tcPr>
+            <w:tcW w:type="dxa" w:w="3475"/>
+            <w:shd w:fill="F4F1EA" w:val="clear"/>
+          </w:tcPr>
+          <w:p>
+            <w:r/>
+            <w:r>
+              <w:rPr>
+                <w:rFonts w:ascii="Calibri" w:hAnsi="Calibri" w:eastAsia="Calibri"/>
+                <w:b w:val="0"/>
+                <w:i w:val="0"/>
+                <w:color w:val="1E1A16"/>
+                <w:sz w:val="16"/>
+              </w:rPr>
+              <w:t>Preservation chapter, pages 160 and 164–165. Those controls are for cured and dry-cured products. Salt here is for flavor.</w:t>
+            </w:r>
+          </w:p>
+        </w:tc>
+      </w:tr>
+      <w:tr>
+        <w:trPr>
+          <w:cantSplit/>
+        </w:trPr>
+        <w:tc>
+          <w:tcPr>
+            <w:tcW w:type="dxa" w:w="3475"/>
+          </w:tcPr>
+          <w:p>
+            <w:r/>
+            <w:r>
+              <w:rPr>
+                <w:rFonts w:ascii="Calibri" w:hAnsi="Calibri" w:eastAsia="Calibri"/>
+                <w:b w:val="0"/>
+                <w:i w:val="0"/>
+                <w:color w:val="1E1A16"/>
+                <w:sz w:val="16"/>
+              </w:rPr>
+              <w:t>Mold</w:t>
+            </w:r>
+          </w:p>
+        </w:tc>
+        <w:tc>
+          <w:tcPr>
+            <w:tcW w:type="dxa" w:w="3475"/>
+          </w:tcPr>
+          <w:p>
+            <w:r/>
+            <w:r>
+              <w:rPr>
+                <w:rFonts w:ascii="Calibri" w:hAnsi="Calibri" w:eastAsia="Calibri"/>
+                <w:b w:val="0"/>
+                <w:i w:val="0"/>
+                <w:color w:val="1E1A16"/>
+                <w:sz w:val="16"/>
+              </w:rPr>
+              <w:t>No visible mold. The bag stays sealed.</w:t>
+            </w:r>
+          </w:p>
+        </w:tc>
+        <w:tc>
+          <w:tcPr>
+            <w:tcW w:type="dxa" w:w="3475"/>
+          </w:tcPr>
+          <w:p>
+            <w:r/>
+            <w:r>
+              <w:rPr>
+                <w:rFonts w:ascii="Calibri" w:hAnsi="Calibri" w:eastAsia="Calibri"/>
+                <w:b w:val="0"/>
+                <w:i w:val="0"/>
+                <w:color w:val="1E1A16"/>
+                <w:sz w:val="16"/>
+              </w:rPr>
+              <w:t>Preservation chapter, pages 162–163, and Aspergillus flavus at 0.80. Prerequisite. Not a critical control point.</w:t>
+            </w:r>
+          </w:p>
+        </w:tc>
+      </w:tr>
+      <w:tr>
+        <w:trPr>
+          <w:cantSplit/>
+        </w:trPr>
+        <w:tc>
+          <w:tcPr>
+            <w:tcW w:type="dxa" w:w="3475"/>
+            <w:shd w:fill="F4F1EA" w:val="clear"/>
+          </w:tcPr>
+          <w:p>
+            <w:r/>
+            <w:r>
+              <w:rPr>
+                <w:rFonts w:ascii="Calibri" w:hAnsi="Calibri" w:eastAsia="Calibri"/>
+                <w:b w:val="0"/>
+                <w:i w:val="0"/>
+                <w:color w:val="1E1A16"/>
+                <w:sz w:val="16"/>
+              </w:rPr>
+              <w:t>Curing and smoking checklist</w:t>
+            </w:r>
+          </w:p>
+        </w:tc>
+        <w:tc>
+          <w:tcPr>
+            <w:tcW w:type="dxa" w:w="3475"/>
+            <w:shd w:fill="F4F1EA" w:val="clear"/>
+          </w:tcPr>
+          <w:p>
+            <w:r/>
+            <w:r>
+              <w:rPr>
+                <w:rFonts w:ascii="Calibri" w:hAnsi="Calibri" w:eastAsia="Calibri"/>
+                <w:b w:val="0"/>
+                <w:i w:val="0"/>
+                <w:color w:val="1E1A16"/>
+                <w:sz w:val="16"/>
+              </w:rPr>
+              <w:t>Not used.</w:t>
+            </w:r>
+          </w:p>
+        </w:tc>
+        <w:tc>
+          <w:tcPr>
+            <w:tcW w:type="dxa" w:w="3475"/>
+            <w:shd w:fill="F4F1EA" w:val="clear"/>
           </w:tcPr>
           <w:p>
             <w:r/>
